--- a/testcase.docx
+++ b/testcase.docx
@@ -10,34 +10,66 @@
         </w:rPr>
       </w:pPr>
       <w:bookmarkStart w:id="0" w:name="莆仙方言词典查询优化测试案例"/>
+      <w:proofErr w:type="gramStart"/>
       <w:r>
         <w:rPr>
           <w:rFonts w:ascii="Times New Roman" w:eastAsia="微软雅黑" w:hAnsi="Times New Roman"/>
           <w:sz w:val="24"/>
           <w:lang w:eastAsia="zh-CN"/>
         </w:rPr>
-        <w:t>莆仙方言词典查询优化测试案例</w:t>
+        <w:t>莆</w:t>
+      </w:r>
+      <w:proofErr w:type="gramEnd"/>
+      <w:r>
+        <w:rPr>
+          <w:rFonts w:ascii="Times New Roman" w:eastAsia="微软雅黑" w:hAnsi="Times New Roman"/>
+          <w:sz w:val="24"/>
+          <w:lang w:eastAsia="zh-CN"/>
+        </w:rPr>
+        <w:t>仙方言词典查询优化测试案例</w:t>
       </w:r>
     </w:p>
     <w:p>
       <w:pPr>
         <w:pStyle w:val="FirstParagraph"/>
+        <w:rPr>
+          <w:lang w:eastAsia="zh-CN"/>
+        </w:rPr>
       </w:pPr>
       <w:r>
         <w:rPr>
           <w:rFonts w:ascii="Times New Roman" w:eastAsia="微软雅黑" w:hAnsi="Times New Roman"/>
+          <w:lang w:eastAsia="zh-CN"/>
         </w:rPr>
-        <w:t>本次测试案例基于提供的莆仙方言词条库设计，按</w:t>
+        <w:t>本次测试案例基于提供的</w:t>
+      </w:r>
+      <w:proofErr w:type="gramStart"/>
+      <w:r>
+        <w:rPr>
+          <w:rFonts w:ascii="Times New Roman" w:eastAsia="微软雅黑" w:hAnsi="Times New Roman"/>
+          <w:lang w:eastAsia="zh-CN"/>
+        </w:rPr>
+        <w:t>莆</w:t>
+      </w:r>
+      <w:proofErr w:type="gramEnd"/>
+      <w:r>
+        <w:rPr>
+          <w:rFonts w:ascii="Times New Roman" w:eastAsia="微软雅黑" w:hAnsi="Times New Roman"/>
+          <w:lang w:eastAsia="zh-CN"/>
+        </w:rPr>
+        <w:t>仙方言词条库设计，按</w:t>
       </w:r>
       <w:r>
         <w:rPr>
           <w:rFonts w:ascii="Times New Roman" w:eastAsia="微软雅黑" w:hAnsi="Times New Roman"/>
+          <w:lang w:eastAsia="zh-CN"/>
         </w:rPr>
         <w:t>4</w:t>
       </w:r>
       <w:r>
         <w:rPr>
           <w:rFonts w:ascii="Times New Roman" w:eastAsia="微软雅黑" w:hAnsi="Times New Roman"/>
+          <w:lang w:eastAsia="zh-CN"/>
         </w:rPr>
         <w:t>类核心查询方向拆分，聚焦验证系统的词条精准匹配、语义理解、场景化信息返回能力，不涉及语音相关测试。</w:t>
       </w:r>
@@ -95,6 +127,7 @@
       <w:pPr>
         <w:pStyle w:val="FirstParagraph"/>
         <w:rPr>
+          <w:rFonts w:ascii="Times New Roman" w:eastAsia="微软雅黑" w:hAnsi="Times New Roman"/>
           <w:lang w:eastAsia="zh-CN"/>
         </w:rPr>
       </w:pPr>
@@ -103,7 +136,23 @@
           <w:rFonts w:ascii="Times New Roman" w:eastAsia="微软雅黑" w:hAnsi="Times New Roman"/>
           <w:lang w:eastAsia="zh-CN"/>
         </w:rPr>
-        <w:t>用户输入莆仙方言原生的单字、词汇（含方言本字、俗写字、固定俗语搭配），验证系统能否精准返回该词条对应的</w:t>
+        <w:t>用户输入</w:t>
+      </w:r>
+      <w:proofErr w:type="gramStart"/>
+      <w:r>
+        <w:rPr>
+          <w:rFonts w:ascii="Times New Roman" w:eastAsia="微软雅黑" w:hAnsi="Times New Roman"/>
+          <w:lang w:eastAsia="zh-CN"/>
+        </w:rPr>
+        <w:t>莆</w:t>
+      </w:r>
+      <w:proofErr w:type="gramEnd"/>
+      <w:r>
+        <w:rPr>
+          <w:rFonts w:ascii="Times New Roman" w:eastAsia="微软雅黑" w:hAnsi="Times New Roman"/>
+          <w:lang w:eastAsia="zh-CN"/>
+        </w:rPr>
+        <w:t>仙方言原生的单字、词汇（含方言本字、俗写字、固定俗语搭配），验证系统能否精准返回该词条对应的</w:t>
       </w:r>
       <w:r>
         <w:rPr>
@@ -112,14 +161,80 @@
           <w:bCs/>
           <w:lang w:eastAsia="zh-CN"/>
         </w:rPr>
-        <w:t>音标、核心释义、用法、例句、民俗说明</w:t>
+        <w:t>音标、核心</w:t>
+      </w:r>
+      <w:proofErr w:type="gramStart"/>
+      <w:r>
+        <w:rPr>
+          <w:rFonts w:ascii="Times New Roman" w:eastAsia="微软雅黑" w:hAnsi="Times New Roman"/>
+          <w:b/>
+          <w:bCs/>
+          <w:lang w:eastAsia="zh-CN"/>
+        </w:rPr>
+        <w:t>释义</w:t>
       </w:r>
       <w:r>
         <w:rPr>
           <w:rFonts w:ascii="Times New Roman" w:eastAsia="微软雅黑" w:hAnsi="Times New Roman"/>
           <w:lang w:eastAsia="zh-CN"/>
         </w:rPr>
-        <w:t>等全量信息。</w:t>
+        <w:t>全</w:t>
+      </w:r>
+      <w:proofErr w:type="gramEnd"/>
+      <w:r>
+        <w:rPr>
+          <w:rFonts w:ascii="Times New Roman" w:eastAsia="微软雅黑" w:hAnsi="Times New Roman"/>
+          <w:lang w:eastAsia="zh-CN"/>
+        </w:rPr>
+        <w:t>量信息。</w:t>
+      </w:r>
+    </w:p>
+    <w:p>
+      <w:pPr>
+        <w:pStyle w:val="FirstParagraph"/>
+        <w:rPr>
+          <w:i/>
+          <w:iCs/>
+          <w:lang w:eastAsia="zh-CN"/>
+        </w:rPr>
+      </w:pPr>
+      <w:r>
+        <w:rPr>
+          <w:rFonts w:ascii="Times New Roman" w:eastAsia="微软雅黑" w:hAnsi="Times New Roman"/>
+          <w:i/>
+          <w:iCs/>
+          <w:lang w:eastAsia="zh-CN"/>
+        </w:rPr>
+        <w:t>用法、例句、民俗</w:t>
+      </w:r>
+      <w:proofErr w:type="gramStart"/>
+      <w:r>
+        <w:rPr>
+          <w:rFonts w:ascii="Times New Roman" w:eastAsia="微软雅黑" w:hAnsi="Times New Roman"/>
+          <w:i/>
+          <w:iCs/>
+          <w:lang w:eastAsia="zh-CN"/>
+        </w:rPr>
+        <w:t>说明</w:t>
+      </w:r>
+      <w:r>
+        <w:rPr>
+          <w:rFonts w:ascii="Times New Roman" w:eastAsia="微软雅黑" w:hAnsi="Times New Roman" w:hint="eastAsia"/>
+          <w:i/>
+          <w:iCs/>
+          <w:lang w:eastAsia="zh-CN"/>
+        </w:rPr>
+        <w:t>等说明等</w:t>
+      </w:r>
+      <w:proofErr w:type="gramEnd"/>
+      <w:r>
+        <w:rPr>
+          <w:rFonts w:ascii="Times New Roman" w:eastAsia="微软雅黑" w:hAnsi="Times New Roman" w:hint="eastAsia"/>
+          <w:i/>
+          <w:iCs/>
+          <w:lang w:eastAsia="zh-CN"/>
+        </w:rPr>
+        <w:t>新的数据集形成（目前假设有）</w:t>
       </w:r>
     </w:p>
     <w:tbl>
@@ -161,6 +276,7 @@
             <w:pPr>
               <w:pStyle w:val="Compact"/>
             </w:pPr>
+            <w:proofErr w:type="spellStart"/>
             <w:r>
               <w:rPr>
                 <w:rFonts w:ascii="Times New Roman" w:eastAsia="微软雅黑" w:hAnsi="Times New Roman"/>
@@ -170,6 +286,7 @@
               </w:rPr>
               <w:t>序号</w:t>
             </w:r>
+            <w:proofErr w:type="spellEnd"/>
           </w:p>
         </w:tc>
         <w:tc>
@@ -187,6 +304,7 @@
             <w:pPr>
               <w:pStyle w:val="Compact"/>
             </w:pPr>
+            <w:proofErr w:type="spellStart"/>
             <w:r>
               <w:rPr>
                 <w:rFonts w:ascii="Times New Roman" w:eastAsia="微软雅黑" w:hAnsi="Times New Roman"/>
@@ -196,6 +314,7 @@
               </w:rPr>
               <w:t>测试输入</w:t>
             </w:r>
+            <w:proofErr w:type="spellEnd"/>
           </w:p>
         </w:tc>
         <w:tc>
@@ -213,6 +332,7 @@
             <w:pPr>
               <w:pStyle w:val="Compact"/>
             </w:pPr>
+            <w:proofErr w:type="spellStart"/>
             <w:r>
               <w:rPr>
                 <w:rFonts w:ascii="Times New Roman" w:eastAsia="微软雅黑" w:hAnsi="Times New Roman"/>
@@ -222,6 +342,7 @@
               </w:rPr>
               <w:t>验证标准</w:t>
             </w:r>
+            <w:proofErr w:type="spellEnd"/>
           </w:p>
         </w:tc>
       </w:tr>
@@ -367,8 +488,36 @@
                 <w:sz w:val="22"/>
                 <w:lang w:eastAsia="zh-CN"/>
               </w:rPr>
-              <w:t>匹配词条库内例句：脚～烂田里向、水浅浅，厄～许爿去</w:t>
-            </w:r>
+              <w:t>匹配词条库内例句：脚～烂田里向、水浅浅，</w:t>
+            </w:r>
+            <w:proofErr w:type="gramStart"/>
+            <w:r>
+              <w:rPr>
+                <w:rFonts w:ascii="Times New Roman" w:eastAsia="微软雅黑" w:hAnsi="Times New Roman"/>
+                <w:sz w:val="22"/>
+                <w:lang w:eastAsia="zh-CN"/>
+              </w:rPr>
+              <w:t>厄</w:t>
+            </w:r>
+            <w:proofErr w:type="gramEnd"/>
+            <w:r>
+              <w:rPr>
+                <w:rFonts w:ascii="Times New Roman" w:eastAsia="微软雅黑" w:hAnsi="Times New Roman"/>
+                <w:sz w:val="22"/>
+                <w:lang w:eastAsia="zh-CN"/>
+              </w:rPr>
+              <w:t>～</w:t>
+            </w:r>
+            <w:proofErr w:type="gramStart"/>
+            <w:r>
+              <w:rPr>
+                <w:rFonts w:ascii="Times New Roman" w:eastAsia="微软雅黑" w:hAnsi="Times New Roman"/>
+                <w:sz w:val="22"/>
+                <w:lang w:eastAsia="zh-CN"/>
+              </w:rPr>
+              <w:t>许爿去</w:t>
+            </w:r>
+            <w:proofErr w:type="gramEnd"/>
           </w:p>
         </w:tc>
       </w:tr>
@@ -517,7 +666,25 @@
                 <w:sz w:val="22"/>
                 <w:lang w:eastAsia="zh-CN"/>
               </w:rPr>
-              <w:t>匹配俗语例句：输会～</w:t>
+              <w:t>匹配俗语例句：</w:t>
+            </w:r>
+            <w:proofErr w:type="gramStart"/>
+            <w:r>
+              <w:rPr>
+                <w:rFonts w:ascii="Times New Roman" w:eastAsia="微软雅黑" w:hAnsi="Times New Roman"/>
+                <w:sz w:val="22"/>
+                <w:lang w:eastAsia="zh-CN"/>
+              </w:rPr>
+              <w:t>输会</w:t>
+            </w:r>
+            <w:proofErr w:type="gramEnd"/>
+            <w:r>
+              <w:rPr>
+                <w:rFonts w:ascii="Times New Roman" w:eastAsia="微软雅黑" w:hAnsi="Times New Roman"/>
+                <w:sz w:val="22"/>
+                <w:lang w:eastAsia="zh-CN"/>
+              </w:rPr>
+              <w:t>～</w:t>
             </w:r>
           </w:p>
         </w:tc>
@@ -560,6 +727,7 @@
             <w:pPr>
               <w:pStyle w:val="Compact"/>
             </w:pPr>
+            <w:proofErr w:type="spellStart"/>
             <w:r>
               <w:rPr>
                 <w:rFonts w:ascii="Times New Roman" w:eastAsia="微软雅黑" w:hAnsi="Times New Roman"/>
@@ -567,6 +735,7 @@
               </w:rPr>
               <w:t>拢总</w:t>
             </w:r>
+            <w:proofErr w:type="spellEnd"/>
           </w:p>
         </w:tc>
         <w:tc>
@@ -680,7 +849,43 @@
                 <w:sz w:val="22"/>
                 <w:lang w:eastAsia="zh-CN"/>
               </w:rPr>
-              <w:t>匹配例句：蜀班～有二十五侬、者学期我～借二十卷册</w:t>
+              <w:t>匹配例句：</w:t>
+            </w:r>
+            <w:proofErr w:type="gramStart"/>
+            <w:r>
+              <w:rPr>
+                <w:rFonts w:ascii="Times New Roman" w:eastAsia="微软雅黑" w:hAnsi="Times New Roman"/>
+                <w:sz w:val="22"/>
+                <w:lang w:eastAsia="zh-CN"/>
+              </w:rPr>
+              <w:t>蜀班</w:t>
+            </w:r>
+            <w:proofErr w:type="gramEnd"/>
+            <w:r>
+              <w:rPr>
+                <w:rFonts w:ascii="Times New Roman" w:eastAsia="微软雅黑" w:hAnsi="Times New Roman"/>
+                <w:sz w:val="22"/>
+                <w:lang w:eastAsia="zh-CN"/>
+              </w:rPr>
+              <w:t>～有二十五</w:t>
+            </w:r>
+            <w:proofErr w:type="gramStart"/>
+            <w:r>
+              <w:rPr>
+                <w:rFonts w:ascii="Times New Roman" w:eastAsia="微软雅黑" w:hAnsi="Times New Roman"/>
+                <w:sz w:val="22"/>
+                <w:lang w:eastAsia="zh-CN"/>
+              </w:rPr>
+              <w:t>侬</w:t>
+            </w:r>
+            <w:proofErr w:type="gramEnd"/>
+            <w:r>
+              <w:rPr>
+                <w:rFonts w:ascii="Times New Roman" w:eastAsia="微软雅黑" w:hAnsi="Times New Roman"/>
+                <w:sz w:val="22"/>
+                <w:lang w:eastAsia="zh-CN"/>
+              </w:rPr>
+              <w:t>、者学期我～借二十卷册</w:t>
             </w:r>
           </w:p>
         </w:tc>
@@ -1057,8 +1262,18 @@
                 <w:sz w:val="22"/>
                 <w:lang w:eastAsia="zh-CN"/>
               </w:rPr>
-              <w:t>（一</w:t>
-            </w:r>
+              <w:t>（</w:t>
+            </w:r>
+            <w:proofErr w:type="gramStart"/>
+            <w:r>
+              <w:rPr>
+                <w:rFonts w:ascii="Times New Roman" w:eastAsia="微软雅黑" w:hAnsi="Times New Roman"/>
+                <w:sz w:val="22"/>
+                <w:lang w:eastAsia="zh-CN"/>
+              </w:rPr>
+              <w:t>一</w:t>
+            </w:r>
+            <w:proofErr w:type="gramEnd"/>
             <w:r>
               <w:rPr>
                 <w:rFonts w:ascii="Times New Roman" w:eastAsia="微软雅黑" w:hAnsi="Times New Roman"/>
@@ -1105,7 +1320,25 @@
                 <w:sz w:val="22"/>
                 <w:lang w:eastAsia="zh-CN"/>
               </w:rPr>
-              <w:t>基础用法例句：蜀～侬、蜀～钱</w:t>
+              <w:t>基础用法例句：蜀～</w:t>
+            </w:r>
+            <w:proofErr w:type="gramStart"/>
+            <w:r>
+              <w:rPr>
+                <w:rFonts w:ascii="Times New Roman" w:eastAsia="微软雅黑" w:hAnsi="Times New Roman"/>
+                <w:sz w:val="22"/>
+                <w:lang w:eastAsia="zh-CN"/>
+              </w:rPr>
+              <w:t>侬</w:t>
+            </w:r>
+            <w:proofErr w:type="gramEnd"/>
+            <w:r>
+              <w:rPr>
+                <w:rFonts w:ascii="Times New Roman" w:eastAsia="微软雅黑" w:hAnsi="Times New Roman"/>
+                <w:sz w:val="22"/>
+                <w:lang w:eastAsia="zh-CN"/>
+              </w:rPr>
+              <w:t>、蜀～钱</w:t>
             </w:r>
           </w:p>
         </w:tc>
@@ -1362,6 +1595,7 @@
             <w:pPr>
               <w:pStyle w:val="Compact"/>
             </w:pPr>
+            <w:proofErr w:type="spellStart"/>
             <w:r>
               <w:rPr>
                 <w:rFonts w:ascii="Times New Roman" w:eastAsia="微软雅黑" w:hAnsi="Times New Roman"/>
@@ -1369,6 +1603,7 @@
               </w:rPr>
               <w:t>卤面</w:t>
             </w:r>
+            <w:proofErr w:type="spellEnd"/>
           </w:p>
         </w:tc>
         <w:tc>
@@ -1511,6 +1746,7 @@
             <w:pPr>
               <w:pStyle w:val="Compact"/>
             </w:pPr>
+            <w:proofErr w:type="spellStart"/>
             <w:r>
               <w:rPr>
                 <w:rFonts w:ascii="Times New Roman" w:eastAsia="微软雅黑" w:hAnsi="Times New Roman"/>
@@ -1518,6 +1754,7 @@
               </w:rPr>
               <w:t>做大岁</w:t>
             </w:r>
+            <w:proofErr w:type="spellEnd"/>
           </w:p>
         </w:tc>
         <w:tc>
@@ -1600,7 +1837,25 @@
                 <w:sz w:val="22"/>
                 <w:lang w:eastAsia="zh-CN"/>
               </w:rPr>
-              <w:t>核心释义：莆仙过年风俗，正月初四补过年；</w:t>
+              <w:t>核心释义：</w:t>
+            </w:r>
+            <w:proofErr w:type="gramStart"/>
+            <w:r>
+              <w:rPr>
+                <w:rFonts w:ascii="Times New Roman" w:eastAsia="微软雅黑" w:hAnsi="Times New Roman"/>
+                <w:sz w:val="22"/>
+                <w:lang w:eastAsia="zh-CN"/>
+              </w:rPr>
+              <w:t>莆</w:t>
+            </w:r>
+            <w:proofErr w:type="gramEnd"/>
+            <w:r>
+              <w:rPr>
+                <w:rFonts w:ascii="Times New Roman" w:eastAsia="微软雅黑" w:hAnsi="Times New Roman"/>
+                <w:sz w:val="22"/>
+                <w:lang w:eastAsia="zh-CN"/>
+              </w:rPr>
+              <w:t>仙过年风俗，正月初四补过年；</w:t>
             </w:r>
             <w:r>
               <w:rPr>
@@ -1660,6 +1915,7 @@
             <w:pPr>
               <w:pStyle w:val="Compact"/>
             </w:pPr>
+            <w:proofErr w:type="spellStart"/>
             <w:r>
               <w:rPr>
                 <w:rFonts w:ascii="Times New Roman" w:eastAsia="微软雅黑" w:hAnsi="Times New Roman"/>
@@ -1667,6 +1923,7 @@
               </w:rPr>
               <w:t>莆仙戏</w:t>
             </w:r>
+            <w:proofErr w:type="spellEnd"/>
           </w:p>
         </w:tc>
         <w:tc>
@@ -1809,6 +2066,7 @@
             <w:pPr>
               <w:pStyle w:val="Compact"/>
             </w:pPr>
+            <w:proofErr w:type="spellStart"/>
             <w:r>
               <w:rPr>
                 <w:rFonts w:ascii="Times New Roman" w:eastAsia="微软雅黑" w:hAnsi="Times New Roman"/>
@@ -1816,6 +2074,7 @@
               </w:rPr>
               <w:t>头牙</w:t>
             </w:r>
+            <w:proofErr w:type="spellEnd"/>
           </w:p>
         </w:tc>
         <w:tc>
@@ -1898,7 +2157,25 @@
                 <w:sz w:val="22"/>
                 <w:lang w:eastAsia="zh-CN"/>
               </w:rPr>
-              <w:t>核心释义：莆仙民俗，每年二月初二祭祀神灵的节日；</w:t>
+              <w:t>核心释义：</w:t>
+            </w:r>
+            <w:proofErr w:type="gramStart"/>
+            <w:r>
+              <w:rPr>
+                <w:rFonts w:ascii="Times New Roman" w:eastAsia="微软雅黑" w:hAnsi="Times New Roman"/>
+                <w:sz w:val="22"/>
+                <w:lang w:eastAsia="zh-CN"/>
+              </w:rPr>
+              <w:t>莆</w:t>
+            </w:r>
+            <w:proofErr w:type="gramEnd"/>
+            <w:r>
+              <w:rPr>
+                <w:rFonts w:ascii="Times New Roman" w:eastAsia="微软雅黑" w:hAnsi="Times New Roman"/>
+                <w:sz w:val="22"/>
+                <w:lang w:eastAsia="zh-CN"/>
+              </w:rPr>
+              <w:t>仙民俗，每年二月初二祭祀神灵的节日；</w:t>
             </w:r>
             <w:r>
               <w:rPr>
@@ -1983,7 +2260,23 @@
           <w:rFonts w:ascii="Times New Roman" w:eastAsia="微软雅黑" w:hAnsi="Times New Roman"/>
           <w:lang w:eastAsia="zh-CN"/>
         </w:rPr>
-        <w:t>用户输入普通话的常用单字、词汇，验证系统能否精准匹配到莆仙方言中</w:t>
+        <w:t>用户输入普通话的常用单字、词汇，验证系统能否精准匹配到</w:t>
+      </w:r>
+      <w:proofErr w:type="gramStart"/>
+      <w:r>
+        <w:rPr>
+          <w:rFonts w:ascii="Times New Roman" w:eastAsia="微软雅黑" w:hAnsi="Times New Roman"/>
+          <w:lang w:eastAsia="zh-CN"/>
+        </w:rPr>
+        <w:t>莆</w:t>
+      </w:r>
+      <w:proofErr w:type="gramEnd"/>
+      <w:r>
+        <w:rPr>
+          <w:rFonts w:ascii="Times New Roman" w:eastAsia="微软雅黑" w:hAnsi="Times New Roman"/>
+          <w:lang w:eastAsia="zh-CN"/>
+        </w:rPr>
+        <w:t>仙方言中</w:t>
       </w:r>
       <w:r>
         <w:rPr>
@@ -2041,6 +2334,7 @@
             <w:pPr>
               <w:pStyle w:val="Compact"/>
             </w:pPr>
+            <w:proofErr w:type="spellStart"/>
             <w:r>
               <w:rPr>
                 <w:rFonts w:ascii="Times New Roman" w:eastAsia="微软雅黑" w:hAnsi="Times New Roman"/>
@@ -2050,6 +2344,7 @@
               </w:rPr>
               <w:t>序号</w:t>
             </w:r>
+            <w:proofErr w:type="spellEnd"/>
           </w:p>
         </w:tc>
         <w:tc>
@@ -2067,6 +2362,7 @@
             <w:pPr>
               <w:pStyle w:val="Compact"/>
             </w:pPr>
+            <w:proofErr w:type="spellStart"/>
             <w:r>
               <w:rPr>
                 <w:rFonts w:ascii="Times New Roman" w:eastAsia="微软雅黑" w:hAnsi="Times New Roman"/>
@@ -2076,6 +2372,7 @@
               </w:rPr>
               <w:t>测试输入</w:t>
             </w:r>
+            <w:proofErr w:type="spellEnd"/>
           </w:p>
         </w:tc>
         <w:tc>
@@ -2093,6 +2390,7 @@
             <w:pPr>
               <w:pStyle w:val="Compact"/>
             </w:pPr>
+            <w:proofErr w:type="spellStart"/>
             <w:r>
               <w:rPr>
                 <w:rFonts w:ascii="Times New Roman" w:eastAsia="微软雅黑" w:hAnsi="Times New Roman"/>
@@ -2102,6 +2400,7 @@
               </w:rPr>
               <w:t>验证标准</w:t>
             </w:r>
+            <w:proofErr w:type="spellEnd"/>
           </w:p>
         </w:tc>
       </w:tr>
@@ -2143,6 +2442,7 @@
             <w:pPr>
               <w:pStyle w:val="Compact"/>
             </w:pPr>
+            <w:proofErr w:type="spellStart"/>
             <w:r>
               <w:rPr>
                 <w:rFonts w:ascii="Times New Roman" w:eastAsia="微软雅黑" w:hAnsi="Times New Roman"/>
@@ -2150,6 +2450,7 @@
               </w:rPr>
               <w:t>眼睛</w:t>
             </w:r>
+            <w:proofErr w:type="spellEnd"/>
           </w:p>
         </w:tc>
         <w:tc>
@@ -2284,6 +2585,7 @@
             <w:pPr>
               <w:pStyle w:val="Compact"/>
             </w:pPr>
+            <w:proofErr w:type="spellStart"/>
             <w:r>
               <w:rPr>
                 <w:rFonts w:ascii="Times New Roman" w:eastAsia="微软雅黑" w:hAnsi="Times New Roman"/>
@@ -2291,6 +2593,7 @@
               </w:rPr>
               <w:t>总共</w:t>
             </w:r>
+            <w:proofErr w:type="spellEnd"/>
           </w:p>
         </w:tc>
         <w:tc>
@@ -2392,6 +2695,7 @@
             <w:pPr>
               <w:pStyle w:val="Compact"/>
             </w:pPr>
+            <w:proofErr w:type="spellStart"/>
             <w:r>
               <w:rPr>
                 <w:rFonts w:ascii="Times New Roman" w:eastAsia="微软雅黑" w:hAnsi="Times New Roman"/>
@@ -2399,32 +2703,51 @@
               </w:rPr>
               <w:t>晚上</w:t>
             </w:r>
-          </w:p>
-        </w:tc>
-        <w:tc>
-          <w:tcPr>
-            <w:tcW w:w="0" w:type="auto"/>
-            <w:tcBorders>
-              <w:top w:val="single" w:sz="6" w:space="0" w:color="E2E8F0"/>
-              <w:left w:val="single" w:sz="6" w:space="0" w:color="E2E8F0"/>
-              <w:bottom w:val="single" w:sz="6" w:space="0" w:color="E2E8F0"/>
-              <w:right w:val="single" w:sz="6" w:space="0" w:color="E2E8F0"/>
-            </w:tcBorders>
-          </w:tcPr>
-          <w:p>
-            <w:pPr>
-              <w:pStyle w:val="Compact"/>
-              <w:rPr>
-                <w:lang w:eastAsia="zh-CN"/>
-              </w:rPr>
-            </w:pPr>
-            <w:r>
-              <w:rPr>
-                <w:rFonts w:ascii="Times New Roman" w:eastAsia="微软雅黑" w:hAnsi="Times New Roman"/>
-                <w:sz w:val="22"/>
-                <w:lang w:eastAsia="zh-CN"/>
-              </w:rPr>
-              <w:t>返回对应词条：暝（</w:t>
+            <w:proofErr w:type="spellEnd"/>
+          </w:p>
+        </w:tc>
+        <w:tc>
+          <w:tcPr>
+            <w:tcW w:w="0" w:type="auto"/>
+            <w:tcBorders>
+              <w:top w:val="single" w:sz="6" w:space="0" w:color="E2E8F0"/>
+              <w:left w:val="single" w:sz="6" w:space="0" w:color="E2E8F0"/>
+              <w:bottom w:val="single" w:sz="6" w:space="0" w:color="E2E8F0"/>
+              <w:right w:val="single" w:sz="6" w:space="0" w:color="E2E8F0"/>
+            </w:tcBorders>
+          </w:tcPr>
+          <w:p>
+            <w:pPr>
+              <w:pStyle w:val="Compact"/>
+              <w:rPr>
+                <w:lang w:eastAsia="zh-CN"/>
+              </w:rPr>
+            </w:pPr>
+            <w:r>
+              <w:rPr>
+                <w:rFonts w:ascii="Times New Roman" w:eastAsia="微软雅黑" w:hAnsi="Times New Roman"/>
+                <w:sz w:val="22"/>
+                <w:lang w:eastAsia="zh-CN"/>
+              </w:rPr>
+              <w:t>返回对应词条：</w:t>
+            </w:r>
+            <w:proofErr w:type="gramStart"/>
+            <w:r>
+              <w:rPr>
+                <w:rFonts w:ascii="Times New Roman" w:eastAsia="微软雅黑" w:hAnsi="Times New Roman"/>
+                <w:sz w:val="22"/>
+                <w:lang w:eastAsia="zh-CN"/>
+              </w:rPr>
+              <w:t>暝</w:t>
+            </w:r>
+            <w:proofErr w:type="gramEnd"/>
+            <w:r>
+              <w:rPr>
+                <w:rFonts w:ascii="Times New Roman" w:eastAsia="微软雅黑" w:hAnsi="Times New Roman"/>
+                <w:sz w:val="22"/>
+                <w:lang w:eastAsia="zh-CN"/>
+              </w:rPr>
+              <w:t>（</w:t>
             </w:r>
             <w:r>
               <w:rPr>
@@ -2456,7 +2779,25 @@
                 <w:sz w:val="22"/>
                 <w:lang w:eastAsia="zh-CN"/>
               </w:rPr>
-              <w:t>）、暝时（</w:t>
+              <w:t>）、</w:t>
+            </w:r>
+            <w:proofErr w:type="gramStart"/>
+            <w:r>
+              <w:rPr>
+                <w:rFonts w:ascii="Times New Roman" w:eastAsia="微软雅黑" w:hAnsi="Times New Roman"/>
+                <w:sz w:val="22"/>
+                <w:lang w:eastAsia="zh-CN"/>
+              </w:rPr>
+              <w:t>暝</w:t>
+            </w:r>
+            <w:proofErr w:type="gramEnd"/>
+            <w:r>
+              <w:rPr>
+                <w:rFonts w:ascii="Times New Roman" w:eastAsia="微软雅黑" w:hAnsi="Times New Roman"/>
+                <w:sz w:val="22"/>
+                <w:lang w:eastAsia="zh-CN"/>
+              </w:rPr>
+              <w:t>时（</w:t>
             </w:r>
             <w:r>
               <w:rPr>
@@ -2488,7 +2829,43 @@
                 <w:sz w:val="22"/>
                 <w:lang w:eastAsia="zh-CN"/>
               </w:rPr>
-              <w:t>）；匹配音标、释义，及相关搭配（暝昏、暝工）</w:t>
+              <w:t>）；匹配音标、释义，及相关搭配（</w:t>
+            </w:r>
+            <w:proofErr w:type="gramStart"/>
+            <w:r>
+              <w:rPr>
+                <w:rFonts w:ascii="Times New Roman" w:eastAsia="微软雅黑" w:hAnsi="Times New Roman"/>
+                <w:sz w:val="22"/>
+                <w:lang w:eastAsia="zh-CN"/>
+              </w:rPr>
+              <w:t>暝</w:t>
+            </w:r>
+            <w:proofErr w:type="gramEnd"/>
+            <w:r>
+              <w:rPr>
+                <w:rFonts w:ascii="Times New Roman" w:eastAsia="微软雅黑" w:hAnsi="Times New Roman"/>
+                <w:sz w:val="22"/>
+                <w:lang w:eastAsia="zh-CN"/>
+              </w:rPr>
+              <w:t>昏、</w:t>
+            </w:r>
+            <w:proofErr w:type="gramStart"/>
+            <w:r>
+              <w:rPr>
+                <w:rFonts w:ascii="Times New Roman" w:eastAsia="微软雅黑" w:hAnsi="Times New Roman"/>
+                <w:sz w:val="22"/>
+                <w:lang w:eastAsia="zh-CN"/>
+              </w:rPr>
+              <w:t>暝</w:t>
+            </w:r>
+            <w:proofErr w:type="gramEnd"/>
+            <w:r>
+              <w:rPr>
+                <w:rFonts w:ascii="Times New Roman" w:eastAsia="微软雅黑" w:hAnsi="Times New Roman"/>
+                <w:sz w:val="22"/>
+                <w:lang w:eastAsia="zh-CN"/>
+              </w:rPr>
+              <w:t>工）</w:t>
             </w:r>
           </w:p>
         </w:tc>
@@ -2533,6 +2910,7 @@
             <w:pPr>
               <w:pStyle w:val="Compact"/>
             </w:pPr>
+            <w:proofErr w:type="spellStart"/>
             <w:r>
               <w:rPr>
                 <w:rFonts w:ascii="Times New Roman" w:eastAsia="微软雅黑" w:hAnsi="Times New Roman"/>
@@ -2540,6 +2918,7 @@
               </w:rPr>
               <w:t>米饭</w:t>
             </w:r>
+            <w:proofErr w:type="spellEnd"/>
           </w:p>
         </w:tc>
         <w:tc>
@@ -2566,7 +2945,25 @@
                 <w:sz w:val="22"/>
                 <w:lang w:eastAsia="zh-CN"/>
               </w:rPr>
-              <w:t>返回对应词条：糜（</w:t>
+              <w:t>返回对应词条：</w:t>
+            </w:r>
+            <w:proofErr w:type="gramStart"/>
+            <w:r>
+              <w:rPr>
+                <w:rFonts w:ascii="Times New Roman" w:eastAsia="微软雅黑" w:hAnsi="Times New Roman"/>
+                <w:sz w:val="22"/>
+                <w:lang w:eastAsia="zh-CN"/>
+              </w:rPr>
+              <w:t>糜</w:t>
+            </w:r>
+            <w:proofErr w:type="gramEnd"/>
+            <w:r>
+              <w:rPr>
+                <w:rFonts w:ascii="Times New Roman" w:eastAsia="微软雅黑" w:hAnsi="Times New Roman"/>
+                <w:sz w:val="22"/>
+                <w:lang w:eastAsia="zh-CN"/>
+              </w:rPr>
+              <w:t>（</w:t>
             </w:r>
             <w:r>
               <w:rPr>
@@ -2608,13 +3005,23 @@
               </w:rPr>
               <w:t>△</w:t>
             </w:r>
-            <w:r>
-              <w:rPr>
-                <w:rFonts w:ascii="Times New Roman" w:eastAsia="微软雅黑" w:hAnsi="Times New Roman"/>
-                <w:sz w:val="22"/>
-                <w:lang w:eastAsia="zh-CN"/>
-              </w:rPr>
-              <w:t>蜀核庐鼠屎坏蜀鼎～</w:t>
+            <w:proofErr w:type="gramStart"/>
+            <w:r>
+              <w:rPr>
+                <w:rFonts w:ascii="Times New Roman" w:eastAsia="微软雅黑" w:hAnsi="Times New Roman"/>
+                <w:sz w:val="22"/>
+                <w:lang w:eastAsia="zh-CN"/>
+              </w:rPr>
+              <w:t>蜀核庐鼠屎坏蜀鼎</w:t>
+            </w:r>
+            <w:proofErr w:type="gramEnd"/>
+            <w:r>
+              <w:rPr>
+                <w:rFonts w:ascii="Times New Roman" w:eastAsia="微软雅黑" w:hAnsi="Times New Roman"/>
+                <w:sz w:val="22"/>
+                <w:lang w:eastAsia="zh-CN"/>
+              </w:rPr>
+              <w:t>～</w:t>
             </w:r>
           </w:p>
         </w:tc>
@@ -2657,6 +3064,7 @@
             <w:pPr>
               <w:pStyle w:val="Compact"/>
             </w:pPr>
+            <w:proofErr w:type="spellStart"/>
             <w:r>
               <w:rPr>
                 <w:rFonts w:ascii="Times New Roman" w:eastAsia="微软雅黑" w:hAnsi="Times New Roman"/>
@@ -2664,6 +3072,7 @@
               </w:rPr>
               <w:t>下雨</w:t>
             </w:r>
+            <w:proofErr w:type="spellEnd"/>
           </w:p>
         </w:tc>
         <w:tc>
@@ -2782,6 +3191,7 @@
             <w:pPr>
               <w:pStyle w:val="Compact"/>
             </w:pPr>
+            <w:proofErr w:type="spellStart"/>
             <w:r>
               <w:rPr>
                 <w:rFonts w:ascii="Times New Roman" w:eastAsia="微软雅黑" w:hAnsi="Times New Roman"/>
@@ -2789,6 +3199,7 @@
               </w:rPr>
               <w:t>老鼠</w:t>
             </w:r>
+            <w:proofErr w:type="spellEnd"/>
           </w:p>
         </w:tc>
         <w:tc>
@@ -2863,8 +3274,18 @@
                 <w:sz w:val="22"/>
                 <w:lang w:eastAsia="zh-CN"/>
               </w:rPr>
-              <w:t>饲～咬铺袋</w:t>
-            </w:r>
+              <w:t>饲～</w:t>
+            </w:r>
+            <w:proofErr w:type="gramStart"/>
+            <w:r>
+              <w:rPr>
+                <w:rFonts w:ascii="Times New Roman" w:eastAsia="微软雅黑" w:hAnsi="Times New Roman"/>
+                <w:sz w:val="22"/>
+                <w:lang w:eastAsia="zh-CN"/>
+              </w:rPr>
+              <w:t>咬铺袋</w:t>
+            </w:r>
+            <w:proofErr w:type="gramEnd"/>
           </w:p>
         </w:tc>
       </w:tr>
@@ -2906,6 +3327,7 @@
             <w:pPr>
               <w:pStyle w:val="Compact"/>
             </w:pPr>
+            <w:proofErr w:type="spellStart"/>
             <w:r>
               <w:rPr>
                 <w:rFonts w:ascii="Times New Roman" w:eastAsia="微软雅黑" w:hAnsi="Times New Roman"/>
@@ -2913,6 +3335,7 @@
               </w:rPr>
               <w:t>司机</w:t>
             </w:r>
+            <w:proofErr w:type="spellEnd"/>
           </w:p>
         </w:tc>
         <w:tc>
@@ -2962,8 +3385,17 @@
                 <w:rFonts w:ascii="Times New Roman" w:eastAsia="微软雅黑" w:hAnsi="Times New Roman"/>
                 <w:sz w:val="22"/>
               </w:rPr>
-              <w:t>）；匹配音标、释义</w:t>
-            </w:r>
+              <w:t>）；</w:t>
+            </w:r>
+            <w:proofErr w:type="spellStart"/>
+            <w:r>
+              <w:rPr>
+                <w:rFonts w:ascii="Times New Roman" w:eastAsia="微软雅黑" w:hAnsi="Times New Roman"/>
+                <w:sz w:val="22"/>
+              </w:rPr>
+              <w:t>匹配音标、释义</w:t>
+            </w:r>
+            <w:proofErr w:type="spellEnd"/>
           </w:p>
         </w:tc>
       </w:tr>
@@ -3007,6 +3439,7 @@
             <w:pPr>
               <w:pStyle w:val="Compact"/>
             </w:pPr>
+            <w:proofErr w:type="spellStart"/>
             <w:r>
               <w:rPr>
                 <w:rFonts w:ascii="Times New Roman" w:eastAsia="微软雅黑" w:hAnsi="Times New Roman"/>
@@ -3014,6 +3447,7 @@
               </w:rPr>
               <w:t>结婚</w:t>
             </w:r>
+            <w:proofErr w:type="spellEnd"/>
           </w:p>
         </w:tc>
         <w:tc>
@@ -3116,6 +3550,7 @@
             <w:pPr>
               <w:pStyle w:val="Compact"/>
             </w:pPr>
+            <w:proofErr w:type="spellStart"/>
             <w:r>
               <w:rPr>
                 <w:rFonts w:ascii="Times New Roman" w:eastAsia="微软雅黑" w:hAnsi="Times New Roman"/>
@@ -3123,6 +3558,7 @@
               </w:rPr>
               <w:t>台阶</w:t>
             </w:r>
+            <w:proofErr w:type="spellEnd"/>
           </w:p>
         </w:tc>
         <w:tc>
@@ -3257,6 +3693,7 @@
             <w:pPr>
               <w:pStyle w:val="Compact"/>
             </w:pPr>
+            <w:proofErr w:type="spellStart"/>
             <w:r>
               <w:rPr>
                 <w:rFonts w:ascii="Times New Roman" w:eastAsia="微软雅黑" w:hAnsi="Times New Roman"/>
@@ -3264,6 +3701,7 @@
               </w:rPr>
               <w:t>小偷</w:t>
             </w:r>
+            <w:proofErr w:type="spellEnd"/>
           </w:p>
         </w:tc>
         <w:tc>
@@ -3391,7 +3829,23 @@
           <w:rFonts w:ascii="Times New Roman" w:eastAsia="微软雅黑" w:hAnsi="Times New Roman"/>
           <w:lang w:eastAsia="zh-CN"/>
         </w:rPr>
-        <w:t>用户输入词汇的核心释义、使用场景、语法功能，不输入具体词条，验证系统能否理解语义，精准匹配到对应的莆仙方言词条、音标及用法。</w:t>
+        <w:t>用户输入词汇的核心释义、使用场景、语法功能，不输入具体词条，验证系统能否理解语义，精准匹配到对应的</w:t>
+      </w:r>
+      <w:proofErr w:type="gramStart"/>
+      <w:r>
+        <w:rPr>
+          <w:rFonts w:ascii="Times New Roman" w:eastAsia="微软雅黑" w:hAnsi="Times New Roman"/>
+          <w:lang w:eastAsia="zh-CN"/>
+        </w:rPr>
+        <w:t>莆</w:t>
+      </w:r>
+      <w:proofErr w:type="gramEnd"/>
+      <w:r>
+        <w:rPr>
+          <w:rFonts w:ascii="Times New Roman" w:eastAsia="微软雅黑" w:hAnsi="Times New Roman"/>
+          <w:lang w:eastAsia="zh-CN"/>
+        </w:rPr>
+        <w:t>仙方言词条、音标及用法。</w:t>
       </w:r>
     </w:p>
     <w:tbl>
@@ -3433,6 +3887,7 @@
             <w:pPr>
               <w:pStyle w:val="Compact"/>
             </w:pPr>
+            <w:proofErr w:type="spellStart"/>
             <w:r>
               <w:rPr>
                 <w:rFonts w:ascii="Times New Roman" w:eastAsia="微软雅黑" w:hAnsi="Times New Roman"/>
@@ -3442,6 +3897,7 @@
               </w:rPr>
               <w:t>序号</w:t>
             </w:r>
+            <w:proofErr w:type="spellEnd"/>
           </w:p>
         </w:tc>
         <w:tc>
@@ -3459,6 +3915,7 @@
             <w:pPr>
               <w:pStyle w:val="Compact"/>
             </w:pPr>
+            <w:proofErr w:type="spellStart"/>
             <w:r>
               <w:rPr>
                 <w:rFonts w:ascii="Times New Roman" w:eastAsia="微软雅黑" w:hAnsi="Times New Roman"/>
@@ -3468,6 +3925,7 @@
               </w:rPr>
               <w:t>测试输入</w:t>
             </w:r>
+            <w:proofErr w:type="spellEnd"/>
           </w:p>
         </w:tc>
         <w:tc>
@@ -3485,6 +3943,7 @@
             <w:pPr>
               <w:pStyle w:val="Compact"/>
             </w:pPr>
+            <w:proofErr w:type="spellStart"/>
             <w:r>
               <w:rPr>
                 <w:rFonts w:ascii="Times New Roman" w:eastAsia="微软雅黑" w:hAnsi="Times New Roman"/>
@@ -3494,6 +3953,7 @@
               </w:rPr>
               <w:t>验证标准</w:t>
             </w:r>
+            <w:proofErr w:type="spellEnd"/>
           </w:p>
         </w:tc>
       </w:tr>
@@ -3538,13 +3998,23 @@
                 <w:lang w:eastAsia="zh-CN"/>
               </w:rPr>
             </w:pPr>
-            <w:r>
-              <w:rPr>
-                <w:rFonts w:ascii="Times New Roman" w:eastAsia="微软雅黑" w:hAnsi="Times New Roman"/>
-                <w:sz w:val="22"/>
-                <w:lang w:eastAsia="zh-CN"/>
-              </w:rPr>
-              <w:t>莆仙方言里，相当于普通话</w:t>
+            <w:proofErr w:type="gramStart"/>
+            <w:r>
+              <w:rPr>
+                <w:rFonts w:ascii="Times New Roman" w:eastAsia="微软雅黑" w:hAnsi="Times New Roman"/>
+                <w:sz w:val="22"/>
+                <w:lang w:eastAsia="zh-CN"/>
+              </w:rPr>
+              <w:t>莆</w:t>
+            </w:r>
+            <w:proofErr w:type="gramEnd"/>
+            <w:r>
+              <w:rPr>
+                <w:rFonts w:ascii="Times New Roman" w:eastAsia="微软雅黑" w:hAnsi="Times New Roman"/>
+                <w:sz w:val="22"/>
+                <w:lang w:eastAsia="zh-CN"/>
+              </w:rPr>
+              <w:t>仙方言里，相当于普通话</w:t>
             </w:r>
             <w:r>
               <w:rPr>
@@ -3603,7 +4073,25 @@
                 <w:sz w:val="22"/>
                 <w:lang w:eastAsia="zh-CN"/>
               </w:rPr>
-              <w:t>精准返回词条：伓（</w:t>
+              <w:t>精准返回词条：</w:t>
+            </w:r>
+            <w:proofErr w:type="gramStart"/>
+            <w:r>
+              <w:rPr>
+                <w:rFonts w:ascii="Times New Roman" w:eastAsia="微软雅黑" w:hAnsi="Times New Roman"/>
+                <w:sz w:val="22"/>
+                <w:lang w:eastAsia="zh-CN"/>
+              </w:rPr>
+              <w:t>伓</w:t>
+            </w:r>
+            <w:proofErr w:type="gramEnd"/>
+            <w:r>
+              <w:rPr>
+                <w:rFonts w:ascii="Times New Roman" w:eastAsia="微软雅黑" w:hAnsi="Times New Roman"/>
+                <w:sz w:val="22"/>
+                <w:lang w:eastAsia="zh-CN"/>
+              </w:rPr>
+              <w:t>（</w:t>
             </w:r>
             <w:r>
               <w:rPr>
@@ -3815,13 +4303,23 @@
                 <w:lang w:eastAsia="zh-CN"/>
               </w:rPr>
             </w:pPr>
-            <w:r>
-              <w:rPr>
-                <w:rFonts w:ascii="Times New Roman" w:eastAsia="微软雅黑" w:hAnsi="Times New Roman"/>
-                <w:sz w:val="22"/>
-                <w:lang w:eastAsia="zh-CN"/>
-              </w:rPr>
-              <w:t>莆仙地区，除夕晚上一家人围坐吃年夜饭的民俗活动</w:t>
+            <w:proofErr w:type="gramStart"/>
+            <w:r>
+              <w:rPr>
+                <w:rFonts w:ascii="Times New Roman" w:eastAsia="微软雅黑" w:hAnsi="Times New Roman"/>
+                <w:sz w:val="22"/>
+                <w:lang w:eastAsia="zh-CN"/>
+              </w:rPr>
+              <w:t>莆</w:t>
+            </w:r>
+            <w:proofErr w:type="gramEnd"/>
+            <w:r>
+              <w:rPr>
+                <w:rFonts w:ascii="Times New Roman" w:eastAsia="微软雅黑" w:hAnsi="Times New Roman"/>
+                <w:sz w:val="22"/>
+                <w:lang w:eastAsia="zh-CN"/>
+              </w:rPr>
+              <w:t>仙地区，除夕晚上一家人围坐吃年夜饭的民俗活动</w:t>
             </w:r>
           </w:p>
         </w:tc>
@@ -3928,13 +4426,23 @@
                 <w:lang w:eastAsia="zh-CN"/>
               </w:rPr>
             </w:pPr>
-            <w:r>
-              <w:rPr>
-                <w:rFonts w:ascii="Times New Roman" w:eastAsia="微软雅黑" w:hAnsi="Times New Roman"/>
-                <w:sz w:val="22"/>
-                <w:lang w:eastAsia="zh-CN"/>
-              </w:rPr>
-              <w:t>莆仙方言里，用在动词后，表示动作完成，相当于普通话</w:t>
+            <w:proofErr w:type="gramStart"/>
+            <w:r>
+              <w:rPr>
+                <w:rFonts w:ascii="Times New Roman" w:eastAsia="微软雅黑" w:hAnsi="Times New Roman"/>
+                <w:sz w:val="22"/>
+                <w:lang w:eastAsia="zh-CN"/>
+              </w:rPr>
+              <w:t>莆</w:t>
+            </w:r>
+            <w:proofErr w:type="gramEnd"/>
+            <w:r>
+              <w:rPr>
+                <w:rFonts w:ascii="Times New Roman" w:eastAsia="微软雅黑" w:hAnsi="Times New Roman"/>
+                <w:sz w:val="22"/>
+                <w:lang w:eastAsia="zh-CN"/>
+              </w:rPr>
+              <w:t>仙方言里，用在动词后，表示动作完成，相当于普通话</w:t>
             </w:r>
             <w:r>
               <w:rPr>
@@ -4026,7 +4534,43 @@
                 <w:sz w:val="22"/>
                 <w:lang w:eastAsia="zh-CN"/>
               </w:rPr>
-              <w:t>）；匹配音标、释义，及词条内例句：作业做～去睏、到上海～发蜀个信息乞我</w:t>
+              <w:t>）；匹配音标、释义，及词条内例句：作业做～去睏、到上海～发蜀</w:t>
+            </w:r>
+            <w:proofErr w:type="gramStart"/>
+            <w:r>
+              <w:rPr>
+                <w:rFonts w:ascii="Times New Roman" w:eastAsia="微软雅黑" w:hAnsi="Times New Roman"/>
+                <w:sz w:val="22"/>
+                <w:lang w:eastAsia="zh-CN"/>
+              </w:rPr>
+              <w:t>个</w:t>
+            </w:r>
+            <w:proofErr w:type="gramEnd"/>
+            <w:r>
+              <w:rPr>
+                <w:rFonts w:ascii="Times New Roman" w:eastAsia="微软雅黑" w:hAnsi="Times New Roman"/>
+                <w:sz w:val="22"/>
+                <w:lang w:eastAsia="zh-CN"/>
+              </w:rPr>
+              <w:t>信息</w:t>
+            </w:r>
+            <w:proofErr w:type="gramStart"/>
+            <w:r>
+              <w:rPr>
+                <w:rFonts w:ascii="Times New Roman" w:eastAsia="微软雅黑" w:hAnsi="Times New Roman"/>
+                <w:sz w:val="22"/>
+                <w:lang w:eastAsia="zh-CN"/>
+              </w:rPr>
+              <w:t>乞</w:t>
+            </w:r>
+            <w:proofErr w:type="gramEnd"/>
+            <w:r>
+              <w:rPr>
+                <w:rFonts w:ascii="Times New Roman" w:eastAsia="微软雅黑" w:hAnsi="Times New Roman"/>
+                <w:sz w:val="22"/>
+                <w:lang w:eastAsia="zh-CN"/>
+              </w:rPr>
+              <w:t>我</w:t>
             </w:r>
           </w:p>
         </w:tc>
@@ -4072,13 +4616,23 @@
                 <w:lang w:eastAsia="zh-CN"/>
               </w:rPr>
             </w:pPr>
-            <w:r>
-              <w:rPr>
-                <w:rFonts w:ascii="Times New Roman" w:eastAsia="微软雅黑" w:hAnsi="Times New Roman"/>
-                <w:sz w:val="22"/>
-                <w:lang w:eastAsia="zh-CN"/>
-              </w:rPr>
-              <w:t>莆仙特色小吃，用米浆加芋头、调料蒸制后，切成三角形油炸而成的食物</w:t>
+            <w:proofErr w:type="gramStart"/>
+            <w:r>
+              <w:rPr>
+                <w:rFonts w:ascii="Times New Roman" w:eastAsia="微软雅黑" w:hAnsi="Times New Roman"/>
+                <w:sz w:val="22"/>
+                <w:lang w:eastAsia="zh-CN"/>
+              </w:rPr>
+              <w:t>莆仙特色</w:t>
+            </w:r>
+            <w:proofErr w:type="gramEnd"/>
+            <w:r>
+              <w:rPr>
+                <w:rFonts w:ascii="Times New Roman" w:eastAsia="微软雅黑" w:hAnsi="Times New Roman"/>
+                <w:sz w:val="22"/>
+                <w:lang w:eastAsia="zh-CN"/>
+              </w:rPr>
+              <w:t>小吃，用米浆加芋头、调料蒸制后，切成三角形油炸而成的食物</w:t>
             </w:r>
           </w:p>
         </w:tc>
@@ -4324,7 +4878,25 @@
                 <w:sz w:val="22"/>
                 <w:lang w:eastAsia="zh-CN"/>
               </w:rPr>
-              <w:t>农历二月初二，莆仙地区祭祀神灵的民俗节日</w:t>
+              <w:t>农历二月初二，</w:t>
+            </w:r>
+            <w:proofErr w:type="gramStart"/>
+            <w:r>
+              <w:rPr>
+                <w:rFonts w:ascii="Times New Roman" w:eastAsia="微软雅黑" w:hAnsi="Times New Roman"/>
+                <w:sz w:val="22"/>
+                <w:lang w:eastAsia="zh-CN"/>
+              </w:rPr>
+              <w:t>莆仙地区</w:t>
+            </w:r>
+            <w:proofErr w:type="gramEnd"/>
+            <w:r>
+              <w:rPr>
+                <w:rFonts w:ascii="Times New Roman" w:eastAsia="微软雅黑" w:hAnsi="Times New Roman"/>
+                <w:sz w:val="22"/>
+                <w:lang w:eastAsia="zh-CN"/>
+              </w:rPr>
+              <w:t>祭祀神灵的民俗节日</w:t>
             </w:r>
           </w:p>
         </w:tc>
@@ -4437,7 +5009,25 @@
                 <w:sz w:val="22"/>
                 <w:lang w:eastAsia="zh-CN"/>
               </w:rPr>
-              <w:t>在水里蹚水、用脚踩水的动作，莆仙话怎么说</w:t>
+              <w:t>在水里蹚水、用脚踩水的动作，</w:t>
+            </w:r>
+            <w:proofErr w:type="gramStart"/>
+            <w:r>
+              <w:rPr>
+                <w:rFonts w:ascii="Times New Roman" w:eastAsia="微软雅黑" w:hAnsi="Times New Roman"/>
+                <w:sz w:val="22"/>
+                <w:lang w:eastAsia="zh-CN"/>
+              </w:rPr>
+              <w:t>莆</w:t>
+            </w:r>
+            <w:proofErr w:type="gramEnd"/>
+            <w:r>
+              <w:rPr>
+                <w:rFonts w:ascii="Times New Roman" w:eastAsia="微软雅黑" w:hAnsi="Times New Roman"/>
+                <w:sz w:val="22"/>
+                <w:lang w:eastAsia="zh-CN"/>
+              </w:rPr>
+              <w:t>仙话怎么说</w:t>
             </w:r>
           </w:p>
         </w:tc>
@@ -4465,7 +5055,25 @@
                 <w:sz w:val="22"/>
                 <w:lang w:eastAsia="zh-CN"/>
               </w:rPr>
-              <w:t>返回对应词条：漉（</w:t>
+              <w:t>返回对应词条：</w:t>
+            </w:r>
+            <w:proofErr w:type="gramStart"/>
+            <w:r>
+              <w:rPr>
+                <w:rFonts w:ascii="Times New Roman" w:eastAsia="微软雅黑" w:hAnsi="Times New Roman"/>
+                <w:sz w:val="22"/>
+                <w:lang w:eastAsia="zh-CN"/>
+              </w:rPr>
+              <w:t>漉</w:t>
+            </w:r>
+            <w:proofErr w:type="gramEnd"/>
+            <w:r>
+              <w:rPr>
+                <w:rFonts w:ascii="Times New Roman" w:eastAsia="微软雅黑" w:hAnsi="Times New Roman"/>
+                <w:sz w:val="22"/>
+                <w:lang w:eastAsia="zh-CN"/>
+              </w:rPr>
+              <w:t>（</w:t>
             </w:r>
             <w:r>
               <w:rPr>
@@ -4543,13 +5151,23 @@
                 <w:lang w:eastAsia="zh-CN"/>
               </w:rPr>
             </w:pPr>
-            <w:r>
-              <w:rPr>
-                <w:rFonts w:ascii="Times New Roman" w:eastAsia="微软雅黑" w:hAnsi="Times New Roman"/>
-                <w:sz w:val="22"/>
-                <w:lang w:eastAsia="zh-CN"/>
-              </w:rPr>
-              <w:t>莆仙方言里，相当于普通话</w:t>
+            <w:proofErr w:type="gramStart"/>
+            <w:r>
+              <w:rPr>
+                <w:rFonts w:ascii="Times New Roman" w:eastAsia="微软雅黑" w:hAnsi="Times New Roman"/>
+                <w:sz w:val="22"/>
+                <w:lang w:eastAsia="zh-CN"/>
+              </w:rPr>
+              <w:t>莆</w:t>
+            </w:r>
+            <w:proofErr w:type="gramEnd"/>
+            <w:r>
+              <w:rPr>
+                <w:rFonts w:ascii="Times New Roman" w:eastAsia="微软雅黑" w:hAnsi="Times New Roman"/>
+                <w:sz w:val="22"/>
+                <w:lang w:eastAsia="zh-CN"/>
+              </w:rPr>
+              <w:t>仙方言里，相当于普通话</w:t>
             </w:r>
             <w:r>
               <w:rPr>
@@ -4634,6 +5252,7 @@
               </w:rPr>
               <w:t>①</w:t>
             </w:r>
+            <w:proofErr w:type="gramStart"/>
             <w:r>
               <w:rPr>
                 <w:rFonts w:ascii="Times New Roman" w:eastAsia="微软雅黑" w:hAnsi="Times New Roman"/>
@@ -4642,6 +5261,7 @@
               </w:rPr>
               <w:t>罔</w:t>
             </w:r>
+            <w:proofErr w:type="gramEnd"/>
             <w:r>
               <w:rPr>
                 <w:rFonts w:ascii="Times New Roman" w:eastAsia="微软雅黑" w:hAnsi="Times New Roman"/>
@@ -4650,6 +5270,7 @@
               </w:rPr>
               <w:t>…</w:t>
             </w:r>
+            <w:proofErr w:type="gramStart"/>
             <w:r>
               <w:rPr>
                 <w:rFonts w:ascii="Times New Roman" w:eastAsia="微软雅黑" w:hAnsi="Times New Roman"/>
@@ -4658,6 +5279,7 @@
               </w:rPr>
               <w:t>罔</w:t>
             </w:r>
+            <w:proofErr w:type="gramEnd"/>
             <w:r>
               <w:rPr>
                 <w:rFonts w:ascii="Times New Roman" w:eastAsia="微软雅黑" w:hAnsi="Times New Roman"/>
@@ -4866,8 +5488,36 @@
                 <w:sz w:val="22"/>
                 <w:lang w:eastAsia="zh-CN"/>
               </w:rPr>
-              <w:t>）；匹配音标、释义，及例句：今旦大～，手机拍伓见落尾</w:t>
-            </w:r>
+              <w:t>）；匹配音标、释义，及例句：今</w:t>
+            </w:r>
+            <w:proofErr w:type="gramStart"/>
+            <w:r>
+              <w:rPr>
+                <w:rFonts w:ascii="Times New Roman" w:eastAsia="微软雅黑" w:hAnsi="Times New Roman"/>
+                <w:sz w:val="22"/>
+                <w:lang w:eastAsia="zh-CN"/>
+              </w:rPr>
+              <w:t>旦</w:t>
+            </w:r>
+            <w:proofErr w:type="gramEnd"/>
+            <w:r>
+              <w:rPr>
+                <w:rFonts w:ascii="Times New Roman" w:eastAsia="微软雅黑" w:hAnsi="Times New Roman"/>
+                <w:sz w:val="22"/>
+                <w:lang w:eastAsia="zh-CN"/>
+              </w:rPr>
+              <w:t>大～，手机拍</w:t>
+            </w:r>
+            <w:proofErr w:type="gramStart"/>
+            <w:r>
+              <w:rPr>
+                <w:rFonts w:ascii="Times New Roman" w:eastAsia="微软雅黑" w:hAnsi="Times New Roman"/>
+                <w:sz w:val="22"/>
+                <w:lang w:eastAsia="zh-CN"/>
+              </w:rPr>
+              <w:t>伓见落尾</w:t>
+            </w:r>
+            <w:proofErr w:type="gramEnd"/>
           </w:p>
         </w:tc>
       </w:tr>
@@ -4961,6 +5611,7 @@
             <w:pPr>
               <w:pStyle w:val="Compact"/>
             </w:pPr>
+            <w:proofErr w:type="spellStart"/>
             <w:r>
               <w:rPr>
                 <w:rFonts w:ascii="Times New Roman" w:eastAsia="微软雅黑" w:hAnsi="Times New Roman"/>
@@ -4970,6 +5621,7 @@
               </w:rPr>
               <w:t>序号</w:t>
             </w:r>
+            <w:proofErr w:type="spellEnd"/>
           </w:p>
         </w:tc>
         <w:tc>
@@ -4987,6 +5639,7 @@
             <w:pPr>
               <w:pStyle w:val="Compact"/>
             </w:pPr>
+            <w:proofErr w:type="spellStart"/>
             <w:r>
               <w:rPr>
                 <w:rFonts w:ascii="Times New Roman" w:eastAsia="微软雅黑" w:hAnsi="Times New Roman"/>
@@ -4996,6 +5649,7 @@
               </w:rPr>
               <w:t>测试输入</w:t>
             </w:r>
+            <w:proofErr w:type="spellEnd"/>
           </w:p>
         </w:tc>
         <w:tc>
@@ -5013,6 +5667,7 @@
             <w:pPr>
               <w:pStyle w:val="Compact"/>
             </w:pPr>
+            <w:proofErr w:type="spellStart"/>
             <w:r>
               <w:rPr>
                 <w:rFonts w:ascii="Times New Roman" w:eastAsia="微软雅黑" w:hAnsi="Times New Roman"/>
@@ -5022,6 +5677,7 @@
               </w:rPr>
               <w:t>验证标准</w:t>
             </w:r>
+            <w:proofErr w:type="spellEnd"/>
           </w:p>
         </w:tc>
       </w:tr>
@@ -5066,13 +5722,23 @@
                 <w:lang w:eastAsia="zh-CN"/>
               </w:rPr>
             </w:pPr>
-            <w:r>
-              <w:rPr>
-                <w:rFonts w:ascii="Times New Roman" w:eastAsia="微软雅黑" w:hAnsi="Times New Roman"/>
-                <w:sz w:val="22"/>
-                <w:lang w:eastAsia="zh-CN"/>
-              </w:rPr>
-              <w:t>莆仙话里</w:t>
+            <w:proofErr w:type="gramStart"/>
+            <w:r>
+              <w:rPr>
+                <w:rFonts w:ascii="Times New Roman" w:eastAsia="微软雅黑" w:hAnsi="Times New Roman"/>
+                <w:sz w:val="22"/>
+                <w:lang w:eastAsia="zh-CN"/>
+              </w:rPr>
+              <w:t>莆</w:t>
+            </w:r>
+            <w:proofErr w:type="gramEnd"/>
+            <w:r>
+              <w:rPr>
+                <w:rFonts w:ascii="Times New Roman" w:eastAsia="微软雅黑" w:hAnsi="Times New Roman"/>
+                <w:sz w:val="22"/>
+                <w:lang w:eastAsia="zh-CN"/>
+              </w:rPr>
+              <w:t>仙话里</w:t>
             </w:r>
             <w:r>
               <w:rPr>
@@ -5379,13 +6045,23 @@
                 <w:lang w:eastAsia="zh-CN"/>
               </w:rPr>
             </w:pPr>
-            <w:r>
-              <w:rPr>
-                <w:rFonts w:ascii="Times New Roman" w:eastAsia="微软雅黑" w:hAnsi="Times New Roman"/>
-                <w:sz w:val="22"/>
-                <w:lang w:eastAsia="zh-CN"/>
-              </w:rPr>
-              <w:t>莆仙方言里，</w:t>
+            <w:proofErr w:type="gramStart"/>
+            <w:r>
+              <w:rPr>
+                <w:rFonts w:ascii="Times New Roman" w:eastAsia="微软雅黑" w:hAnsi="Times New Roman"/>
+                <w:sz w:val="22"/>
+                <w:lang w:eastAsia="zh-CN"/>
+              </w:rPr>
+              <w:t>莆</w:t>
+            </w:r>
+            <w:proofErr w:type="gramEnd"/>
+            <w:r>
+              <w:rPr>
+                <w:rFonts w:ascii="Times New Roman" w:eastAsia="微软雅黑" w:hAnsi="Times New Roman"/>
+                <w:sz w:val="22"/>
+                <w:lang w:eastAsia="zh-CN"/>
+              </w:rPr>
+              <w:t>仙方言里，</w:t>
             </w:r>
             <w:r>
               <w:rPr>
@@ -5645,7 +6321,6 @@
                 <w:rFonts w:ascii="Times New Roman" w:eastAsia="微软雅黑" w:hAnsi="Times New Roman"/>
                 <w:sz w:val="22"/>
               </w:rPr>
-              <w:lastRenderedPageBreak/>
               <w:t>3</w:t>
             </w:r>
           </w:p>
@@ -5667,13 +6342,23 @@
                 <w:lang w:eastAsia="zh-CN"/>
               </w:rPr>
             </w:pPr>
-            <w:r>
-              <w:rPr>
-                <w:rFonts w:ascii="Times New Roman" w:eastAsia="微软雅黑" w:hAnsi="Times New Roman"/>
-                <w:sz w:val="22"/>
-                <w:lang w:eastAsia="zh-CN"/>
-              </w:rPr>
-              <w:t>莆仙话里</w:t>
+            <w:proofErr w:type="gramStart"/>
+            <w:r>
+              <w:rPr>
+                <w:rFonts w:ascii="Times New Roman" w:eastAsia="微软雅黑" w:hAnsi="Times New Roman"/>
+                <w:sz w:val="22"/>
+                <w:lang w:eastAsia="zh-CN"/>
+              </w:rPr>
+              <w:t>莆</w:t>
+            </w:r>
+            <w:proofErr w:type="gramEnd"/>
+            <w:r>
+              <w:rPr>
+                <w:rFonts w:ascii="Times New Roman" w:eastAsia="微软雅黑" w:hAnsi="Times New Roman"/>
+                <w:sz w:val="22"/>
+                <w:lang w:eastAsia="zh-CN"/>
+              </w:rPr>
+              <w:t>仙话里</w:t>
             </w:r>
             <w:r>
               <w:rPr>
@@ -5766,6 +6451,7 @@
               </w:rPr>
               <w:t>“</w:t>
             </w:r>
+            <w:proofErr w:type="gramStart"/>
             <w:r>
               <w:rPr>
                 <w:rFonts w:ascii="Times New Roman" w:eastAsia="微软雅黑" w:hAnsi="Times New Roman"/>
@@ -5774,6 +6460,7 @@
               </w:rPr>
               <w:t>一</w:t>
             </w:r>
+            <w:proofErr w:type="gramEnd"/>
             <w:r>
               <w:rPr>
                 <w:rFonts w:ascii="Times New Roman" w:eastAsia="微软雅黑" w:hAnsi="Times New Roman"/>
@@ -5836,7 +6523,25 @@
                 <w:sz w:val="22"/>
                 <w:lang w:eastAsia="zh-CN"/>
               </w:rPr>
-              <w:t>匹配词条内原生例句：伊～讲面～红、～烧香～拍破佛手；</w:t>
+              <w:t>匹配词条内原生例句：伊～</w:t>
+            </w:r>
+            <w:proofErr w:type="gramStart"/>
+            <w:r>
+              <w:rPr>
+                <w:rFonts w:ascii="Times New Roman" w:eastAsia="微软雅黑" w:hAnsi="Times New Roman"/>
+                <w:sz w:val="22"/>
+                <w:lang w:eastAsia="zh-CN"/>
+              </w:rPr>
+              <w:t>讲面</w:t>
+            </w:r>
+            <w:proofErr w:type="gramEnd"/>
+            <w:r>
+              <w:rPr>
+                <w:rFonts w:ascii="Times New Roman" w:eastAsia="微软雅黑" w:hAnsi="Times New Roman"/>
+                <w:sz w:val="22"/>
+                <w:lang w:eastAsia="zh-CN"/>
+              </w:rPr>
+              <w:t>～红、～烧香～拍破佛手；</w:t>
             </w:r>
             <w:r>
               <w:rPr>
@@ -5868,7 +6573,25 @@
                 <w:sz w:val="22"/>
                 <w:lang w:eastAsia="zh-CN"/>
               </w:rPr>
-              <w:t>个同句式的合规用法示例</w:t>
+              <w:t>个同句式的合</w:t>
+            </w:r>
+            <w:proofErr w:type="gramStart"/>
+            <w:r>
+              <w:rPr>
+                <w:rFonts w:ascii="Times New Roman" w:eastAsia="微软雅黑" w:hAnsi="Times New Roman"/>
+                <w:sz w:val="22"/>
+                <w:lang w:eastAsia="zh-CN"/>
+              </w:rPr>
+              <w:t>规</w:t>
+            </w:r>
+            <w:proofErr w:type="gramEnd"/>
+            <w:r>
+              <w:rPr>
+                <w:rFonts w:ascii="Times New Roman" w:eastAsia="微软雅黑" w:hAnsi="Times New Roman"/>
+                <w:sz w:val="22"/>
+                <w:lang w:eastAsia="zh-CN"/>
+              </w:rPr>
+              <w:t>用法示例</w:t>
             </w:r>
           </w:p>
         </w:tc>
@@ -5916,13 +6639,23 @@
                 <w:lang w:eastAsia="zh-CN"/>
               </w:rPr>
             </w:pPr>
-            <w:r>
-              <w:rPr>
-                <w:rFonts w:ascii="Times New Roman" w:eastAsia="微软雅黑" w:hAnsi="Times New Roman"/>
-                <w:sz w:val="22"/>
-                <w:lang w:eastAsia="zh-CN"/>
-              </w:rPr>
-              <w:t>莆仙民俗里，和端午节相关的方言词汇和习俗有哪些？</w:t>
+            <w:proofErr w:type="gramStart"/>
+            <w:r>
+              <w:rPr>
+                <w:rFonts w:ascii="Times New Roman" w:eastAsia="微软雅黑" w:hAnsi="Times New Roman"/>
+                <w:sz w:val="22"/>
+                <w:lang w:eastAsia="zh-CN"/>
+              </w:rPr>
+              <w:t>莆</w:t>
+            </w:r>
+            <w:proofErr w:type="gramEnd"/>
+            <w:r>
+              <w:rPr>
+                <w:rFonts w:ascii="Times New Roman" w:eastAsia="微软雅黑" w:hAnsi="Times New Roman"/>
+                <w:sz w:val="22"/>
+                <w:lang w:eastAsia="zh-CN"/>
+              </w:rPr>
+              <w:t>仙民俗里，和端午节相关的方言词汇和习俗有哪些？</w:t>
             </w:r>
           </w:p>
         </w:tc>
@@ -6014,7 +6747,79 @@
                 <w:sz w:val="22"/>
                 <w:lang w:eastAsia="zh-CN"/>
               </w:rPr>
-              <w:t>配套民俗口诀：初一糕，初二粽，初三螺，初四艾，初五吃蜀工，初六嘴空空；</w:t>
+              <w:t>配套民俗口诀：初</w:t>
+            </w:r>
+            <w:proofErr w:type="gramStart"/>
+            <w:r>
+              <w:rPr>
+                <w:rFonts w:ascii="Times New Roman" w:eastAsia="微软雅黑" w:hAnsi="Times New Roman"/>
+                <w:sz w:val="22"/>
+                <w:lang w:eastAsia="zh-CN"/>
+              </w:rPr>
+              <w:t>一</w:t>
+            </w:r>
+            <w:proofErr w:type="gramEnd"/>
+            <w:r>
+              <w:rPr>
+                <w:rFonts w:ascii="Times New Roman" w:eastAsia="微软雅黑" w:hAnsi="Times New Roman"/>
+                <w:sz w:val="22"/>
+                <w:lang w:eastAsia="zh-CN"/>
+              </w:rPr>
+              <w:t>糕，初二</w:t>
+            </w:r>
+            <w:proofErr w:type="gramStart"/>
+            <w:r>
+              <w:rPr>
+                <w:rFonts w:ascii="Times New Roman" w:eastAsia="微软雅黑" w:hAnsi="Times New Roman"/>
+                <w:sz w:val="22"/>
+                <w:lang w:eastAsia="zh-CN"/>
+              </w:rPr>
+              <w:t>粽</w:t>
+            </w:r>
+            <w:proofErr w:type="gramEnd"/>
+            <w:r>
+              <w:rPr>
+                <w:rFonts w:ascii="Times New Roman" w:eastAsia="微软雅黑" w:hAnsi="Times New Roman"/>
+                <w:sz w:val="22"/>
+                <w:lang w:eastAsia="zh-CN"/>
+              </w:rPr>
+              <w:t>，初三螺，初四艾，初五</w:t>
+            </w:r>
+            <w:proofErr w:type="gramStart"/>
+            <w:r>
+              <w:rPr>
+                <w:rFonts w:ascii="Times New Roman" w:eastAsia="微软雅黑" w:hAnsi="Times New Roman"/>
+                <w:sz w:val="22"/>
+                <w:lang w:eastAsia="zh-CN"/>
+              </w:rPr>
+              <w:t>吃蜀工</w:t>
+            </w:r>
+            <w:proofErr w:type="gramEnd"/>
+            <w:r>
+              <w:rPr>
+                <w:rFonts w:ascii="Times New Roman" w:eastAsia="微软雅黑" w:hAnsi="Times New Roman"/>
+                <w:sz w:val="22"/>
+                <w:lang w:eastAsia="zh-CN"/>
+              </w:rPr>
+              <w:t>，</w:t>
+            </w:r>
+            <w:proofErr w:type="gramStart"/>
+            <w:r>
+              <w:rPr>
+                <w:rFonts w:ascii="Times New Roman" w:eastAsia="微软雅黑" w:hAnsi="Times New Roman"/>
+                <w:sz w:val="22"/>
+                <w:lang w:eastAsia="zh-CN"/>
+              </w:rPr>
+              <w:t>初六嘴空空</w:t>
+            </w:r>
+            <w:proofErr w:type="gramEnd"/>
+            <w:r>
+              <w:rPr>
+                <w:rFonts w:ascii="Times New Roman" w:eastAsia="微软雅黑" w:hAnsi="Times New Roman"/>
+                <w:sz w:val="22"/>
+                <w:lang w:eastAsia="zh-CN"/>
+              </w:rPr>
+              <w:t>；</w:t>
             </w:r>
             <w:r>
               <w:rPr>
@@ -6092,13 +6897,23 @@
                 <w:lang w:eastAsia="zh-CN"/>
               </w:rPr>
             </w:pPr>
-            <w:r>
-              <w:rPr>
-                <w:rFonts w:ascii="Times New Roman" w:eastAsia="微软雅黑" w:hAnsi="Times New Roman"/>
-                <w:sz w:val="22"/>
-                <w:lang w:eastAsia="zh-CN"/>
-              </w:rPr>
-              <w:t>莆仙话里，</w:t>
+            <w:proofErr w:type="gramStart"/>
+            <w:r>
+              <w:rPr>
+                <w:rFonts w:ascii="Times New Roman" w:eastAsia="微软雅黑" w:hAnsi="Times New Roman"/>
+                <w:sz w:val="22"/>
+                <w:lang w:eastAsia="zh-CN"/>
+              </w:rPr>
+              <w:t>莆</w:t>
+            </w:r>
+            <w:proofErr w:type="gramEnd"/>
+            <w:r>
+              <w:rPr>
+                <w:rFonts w:ascii="Times New Roman" w:eastAsia="微软雅黑" w:hAnsi="Times New Roman"/>
+                <w:sz w:val="22"/>
+                <w:lang w:eastAsia="zh-CN"/>
+              </w:rPr>
+              <w:t>仙话里，</w:t>
             </w:r>
             <w:r>
               <w:rPr>
@@ -6237,7 +7052,25 @@
                 <w:sz w:val="22"/>
                 <w:lang w:eastAsia="zh-CN"/>
               </w:rPr>
-              <w:t>基础释义：打、殴打、攻打，例句：～侬、厮～；</w:t>
+              <w:t>基础释义：打、殴打、攻打，例句：～</w:t>
+            </w:r>
+            <w:proofErr w:type="gramStart"/>
+            <w:r>
+              <w:rPr>
+                <w:rFonts w:ascii="Times New Roman" w:eastAsia="微软雅黑" w:hAnsi="Times New Roman"/>
+                <w:sz w:val="22"/>
+                <w:lang w:eastAsia="zh-CN"/>
+              </w:rPr>
+              <w:t>侬</w:t>
+            </w:r>
+            <w:proofErr w:type="gramEnd"/>
+            <w:r>
+              <w:rPr>
+                <w:rFonts w:ascii="Times New Roman" w:eastAsia="微软雅黑" w:hAnsi="Times New Roman"/>
+                <w:sz w:val="22"/>
+                <w:lang w:eastAsia="zh-CN"/>
+              </w:rPr>
+              <w:t>、厮～；</w:t>
             </w:r>
             <w:r>
               <w:rPr>
@@ -6269,7 +7102,25 @@
                 <w:sz w:val="22"/>
                 <w:lang w:eastAsia="zh-CN"/>
               </w:rPr>
-              <w:t>介词用法：～许条路去；</w:t>
+              <w:t>介词用法：～</w:t>
+            </w:r>
+            <w:proofErr w:type="gramStart"/>
+            <w:r>
+              <w:rPr>
+                <w:rFonts w:ascii="Times New Roman" w:eastAsia="微软雅黑" w:hAnsi="Times New Roman"/>
+                <w:sz w:val="22"/>
+                <w:lang w:eastAsia="zh-CN"/>
+              </w:rPr>
+              <w:t>许条路</w:t>
+            </w:r>
+            <w:proofErr w:type="gramEnd"/>
+            <w:r>
+              <w:rPr>
+                <w:rFonts w:ascii="Times New Roman" w:eastAsia="微软雅黑" w:hAnsi="Times New Roman"/>
+                <w:sz w:val="22"/>
+                <w:lang w:eastAsia="zh-CN"/>
+              </w:rPr>
+              <w:t>去；</w:t>
             </w:r>
             <w:r>
               <w:rPr>
@@ -6333,13 +7184,23 @@
                 <w:lang w:eastAsia="zh-CN"/>
               </w:rPr>
             </w:pPr>
-            <w:r>
-              <w:rPr>
-                <w:rFonts w:ascii="Times New Roman" w:eastAsia="微软雅黑" w:hAnsi="Times New Roman"/>
-                <w:sz w:val="22"/>
-                <w:lang w:eastAsia="zh-CN"/>
-              </w:rPr>
-              <w:t>莆仙话里形容人很瘦的词有哪些，有没有相关的俗语？</w:t>
+            <w:proofErr w:type="gramStart"/>
+            <w:r>
+              <w:rPr>
+                <w:rFonts w:ascii="Times New Roman" w:eastAsia="微软雅黑" w:hAnsi="Times New Roman"/>
+                <w:sz w:val="22"/>
+                <w:lang w:eastAsia="zh-CN"/>
+              </w:rPr>
+              <w:t>莆</w:t>
+            </w:r>
+            <w:proofErr w:type="gramEnd"/>
+            <w:r>
+              <w:rPr>
+                <w:rFonts w:ascii="Times New Roman" w:eastAsia="微软雅黑" w:hAnsi="Times New Roman"/>
+                <w:sz w:val="22"/>
+                <w:lang w:eastAsia="zh-CN"/>
+              </w:rPr>
+              <w:t>仙话里形容人很瘦的词有哪些，有没有相关的俗语？</w:t>
             </w:r>
           </w:p>
         </w:tc>
@@ -6505,12 +7366,21 @@
               </w:rPr>
               <w:t xml:space="preserve">3. </w:t>
             </w:r>
-            <w:r>
-              <w:rPr>
-                <w:rFonts w:ascii="Times New Roman" w:eastAsia="微软雅黑" w:hAnsi="Times New Roman"/>
-                <w:sz w:val="22"/>
-              </w:rPr>
-              <w:t>补充词条内相关俗语：</w:t>
+            <w:proofErr w:type="spellStart"/>
+            <w:r>
+              <w:rPr>
+                <w:rFonts w:ascii="Times New Roman" w:eastAsia="微软雅黑" w:hAnsi="Times New Roman"/>
+                <w:sz w:val="22"/>
+              </w:rPr>
+              <w:t>补充词条内相关俗语</w:t>
+            </w:r>
+            <w:proofErr w:type="spellEnd"/>
+            <w:r>
+              <w:rPr>
+                <w:rFonts w:ascii="Times New Roman" w:eastAsia="微软雅黑" w:hAnsi="Times New Roman"/>
+                <w:sz w:val="22"/>
+              </w:rPr>
+              <w:t>：</w:t>
             </w:r>
             <w:r>
               <w:rPr>
@@ -6519,12 +7389,21 @@
               </w:rPr>
               <w:t>△</w:t>
             </w:r>
-            <w:r>
-              <w:rPr>
-                <w:rFonts w:ascii="Times New Roman" w:eastAsia="微软雅黑" w:hAnsi="Times New Roman"/>
-                <w:sz w:val="22"/>
-              </w:rPr>
-              <w:t>番薯肥芋～</w:t>
+            <w:proofErr w:type="spellStart"/>
+            <w:r>
+              <w:rPr>
+                <w:rFonts w:ascii="Times New Roman" w:eastAsia="微软雅黑" w:hAnsi="Times New Roman"/>
+                <w:sz w:val="22"/>
+              </w:rPr>
+              <w:t>番薯肥芋</w:t>
+            </w:r>
+            <w:proofErr w:type="spellEnd"/>
+            <w:r>
+              <w:rPr>
+                <w:rFonts w:ascii="Times New Roman" w:eastAsia="微软雅黑" w:hAnsi="Times New Roman"/>
+                <w:sz w:val="22"/>
+              </w:rPr>
+              <w:t>～</w:t>
             </w:r>
           </w:p>
         </w:tc>
@@ -6570,13 +7449,23 @@
                 <w:lang w:eastAsia="zh-CN"/>
               </w:rPr>
             </w:pPr>
-            <w:r>
-              <w:rPr>
-                <w:rFonts w:ascii="Times New Roman" w:eastAsia="微软雅黑" w:hAnsi="Times New Roman"/>
-                <w:sz w:val="22"/>
-                <w:lang w:eastAsia="zh-CN"/>
-              </w:rPr>
-              <w:t>莆仙话里</w:t>
+            <w:proofErr w:type="gramStart"/>
+            <w:r>
+              <w:rPr>
+                <w:rFonts w:ascii="Times New Roman" w:eastAsia="微软雅黑" w:hAnsi="Times New Roman"/>
+                <w:sz w:val="22"/>
+                <w:lang w:eastAsia="zh-CN"/>
+              </w:rPr>
+              <w:t>莆</w:t>
+            </w:r>
+            <w:proofErr w:type="gramEnd"/>
+            <w:r>
+              <w:rPr>
+                <w:rFonts w:ascii="Times New Roman" w:eastAsia="微软雅黑" w:hAnsi="Times New Roman"/>
+                <w:sz w:val="22"/>
+                <w:lang w:eastAsia="zh-CN"/>
+              </w:rPr>
+              <w:t>仙话里</w:t>
             </w:r>
             <w:r>
               <w:rPr>
@@ -6835,7 +7724,25 @@
                 <w:sz w:val="22"/>
                 <w:lang w:eastAsia="zh-CN"/>
               </w:rPr>
-              <w:t>同字不同义用法</w:t>
+              <w:t>同字</w:t>
+            </w:r>
+            <w:proofErr w:type="gramStart"/>
+            <w:r>
+              <w:rPr>
+                <w:rFonts w:ascii="Times New Roman" w:eastAsia="微软雅黑" w:hAnsi="Times New Roman"/>
+                <w:sz w:val="22"/>
+                <w:lang w:eastAsia="zh-CN"/>
+              </w:rPr>
+              <w:t>不</w:t>
+            </w:r>
+            <w:proofErr w:type="gramEnd"/>
+            <w:r>
+              <w:rPr>
+                <w:rFonts w:ascii="Times New Roman" w:eastAsia="微软雅黑" w:hAnsi="Times New Roman"/>
+                <w:sz w:val="22"/>
+                <w:lang w:eastAsia="zh-CN"/>
+              </w:rPr>
+              <w:t>同义用法</w:t>
             </w:r>
           </w:p>
         </w:tc>
@@ -6883,13 +7790,23 @@
                 <w:lang w:eastAsia="zh-CN"/>
               </w:rPr>
             </w:pPr>
-            <w:r>
-              <w:rPr>
-                <w:rFonts w:ascii="Times New Roman" w:eastAsia="微软雅黑" w:hAnsi="Times New Roman"/>
-                <w:sz w:val="22"/>
-                <w:lang w:eastAsia="zh-CN"/>
-              </w:rPr>
-              <w:t>莆仙话里，正月初四</w:t>
+            <w:proofErr w:type="gramStart"/>
+            <w:r>
+              <w:rPr>
+                <w:rFonts w:ascii="Times New Roman" w:eastAsia="微软雅黑" w:hAnsi="Times New Roman"/>
+                <w:sz w:val="22"/>
+                <w:lang w:eastAsia="zh-CN"/>
+              </w:rPr>
+              <w:t>莆</w:t>
+            </w:r>
+            <w:proofErr w:type="gramEnd"/>
+            <w:r>
+              <w:rPr>
+                <w:rFonts w:ascii="Times New Roman" w:eastAsia="微软雅黑" w:hAnsi="Times New Roman"/>
+                <w:sz w:val="22"/>
+                <w:lang w:eastAsia="zh-CN"/>
+              </w:rPr>
+              <w:t>仙话里，正月初四</w:t>
             </w:r>
             <w:r>
               <w:rPr>
@@ -7037,7 +7954,25 @@
                 <w:sz w:val="22"/>
                 <w:lang w:eastAsia="zh-CN"/>
               </w:rPr>
-              <w:t>解释民俗核心内容：莆仙过年风俗，正月初四补过年，初四晚围炉吃年夜饭，初五早吃线面；</w:t>
+              <w:t>解释民俗核心内容：</w:t>
+            </w:r>
+            <w:proofErr w:type="gramStart"/>
+            <w:r>
+              <w:rPr>
+                <w:rFonts w:ascii="Times New Roman" w:eastAsia="微软雅黑" w:hAnsi="Times New Roman"/>
+                <w:sz w:val="22"/>
+                <w:lang w:eastAsia="zh-CN"/>
+              </w:rPr>
+              <w:t>莆</w:t>
+            </w:r>
+            <w:proofErr w:type="gramEnd"/>
+            <w:r>
+              <w:rPr>
+                <w:rFonts w:ascii="Times New Roman" w:eastAsia="微软雅黑" w:hAnsi="Times New Roman"/>
+                <w:sz w:val="22"/>
+                <w:lang w:eastAsia="zh-CN"/>
+              </w:rPr>
+              <w:t>仙过年风俗，正月初四补过年，初四晚围炉吃年夜饭，初五早吃线面；</w:t>
             </w:r>
             <w:r>
               <w:rPr>
@@ -7100,13 +8035,23 @@
                 <w:lang w:eastAsia="zh-CN"/>
               </w:rPr>
             </w:pPr>
-            <w:r>
-              <w:rPr>
-                <w:rFonts w:ascii="Times New Roman" w:eastAsia="微软雅黑" w:hAnsi="Times New Roman"/>
-                <w:sz w:val="22"/>
-                <w:lang w:eastAsia="zh-CN"/>
-              </w:rPr>
-              <w:t>莆仙话里，</w:t>
+            <w:proofErr w:type="gramStart"/>
+            <w:r>
+              <w:rPr>
+                <w:rFonts w:ascii="Times New Roman" w:eastAsia="微软雅黑" w:hAnsi="Times New Roman"/>
+                <w:sz w:val="22"/>
+                <w:lang w:eastAsia="zh-CN"/>
+              </w:rPr>
+              <w:t>莆</w:t>
+            </w:r>
+            <w:proofErr w:type="gramEnd"/>
+            <w:r>
+              <w:rPr>
+                <w:rFonts w:ascii="Times New Roman" w:eastAsia="微软雅黑" w:hAnsi="Times New Roman"/>
+                <w:sz w:val="22"/>
+                <w:lang w:eastAsia="zh-CN"/>
+              </w:rPr>
+              <w:t>仙话里，</w:t>
             </w:r>
             <w:r>
               <w:rPr>
@@ -7245,13 +8190,23 @@
                 <w:lang w:eastAsia="zh-CN"/>
               </w:rPr>
             </w:pPr>
-            <w:r>
-              <w:rPr>
-                <w:rFonts w:ascii="Times New Roman" w:eastAsia="微软雅黑" w:hAnsi="Times New Roman"/>
-                <w:sz w:val="22"/>
-                <w:lang w:eastAsia="zh-CN"/>
-              </w:rPr>
-              <w:t>莆仙话里，</w:t>
+            <w:proofErr w:type="gramStart"/>
+            <w:r>
+              <w:rPr>
+                <w:rFonts w:ascii="Times New Roman" w:eastAsia="微软雅黑" w:hAnsi="Times New Roman"/>
+                <w:sz w:val="22"/>
+                <w:lang w:eastAsia="zh-CN"/>
+              </w:rPr>
+              <w:t>莆</w:t>
+            </w:r>
+            <w:proofErr w:type="gramEnd"/>
+            <w:r>
+              <w:rPr>
+                <w:rFonts w:ascii="Times New Roman" w:eastAsia="微软雅黑" w:hAnsi="Times New Roman"/>
+                <w:sz w:val="22"/>
+                <w:lang w:eastAsia="zh-CN"/>
+              </w:rPr>
+              <w:t>仙话里，</w:t>
             </w:r>
             <w:r>
               <w:rPr>
@@ -7367,7 +8322,61 @@
                 <w:sz w:val="22"/>
                 <w:lang w:eastAsia="zh-CN"/>
               </w:rPr>
-              <w:t>返回词条内对应近义词：骚囝、骚侬、骚鬼；</w:t>
+              <w:t>返回词条内对应近义词：</w:t>
+            </w:r>
+            <w:proofErr w:type="gramStart"/>
+            <w:r>
+              <w:rPr>
+                <w:rFonts w:ascii="Times New Roman" w:eastAsia="微软雅黑" w:hAnsi="Times New Roman"/>
+                <w:sz w:val="22"/>
+                <w:lang w:eastAsia="zh-CN"/>
+              </w:rPr>
+              <w:t>骚囝</w:t>
+            </w:r>
+            <w:proofErr w:type="gramEnd"/>
+            <w:r>
+              <w:rPr>
+                <w:rFonts w:ascii="Times New Roman" w:eastAsia="微软雅黑" w:hAnsi="Times New Roman"/>
+                <w:sz w:val="22"/>
+                <w:lang w:eastAsia="zh-CN"/>
+              </w:rPr>
+              <w:t>、</w:t>
+            </w:r>
+            <w:proofErr w:type="gramStart"/>
+            <w:r>
+              <w:rPr>
+                <w:rFonts w:ascii="Times New Roman" w:eastAsia="微软雅黑" w:hAnsi="Times New Roman"/>
+                <w:sz w:val="22"/>
+                <w:lang w:eastAsia="zh-CN"/>
+              </w:rPr>
+              <w:t>骚侬</w:t>
+            </w:r>
+            <w:proofErr w:type="gramEnd"/>
+            <w:r>
+              <w:rPr>
+                <w:rFonts w:ascii="Times New Roman" w:eastAsia="微软雅黑" w:hAnsi="Times New Roman"/>
+                <w:sz w:val="22"/>
+                <w:lang w:eastAsia="zh-CN"/>
+              </w:rPr>
+              <w:t>、</w:t>
+            </w:r>
+            <w:proofErr w:type="gramStart"/>
+            <w:r>
+              <w:rPr>
+                <w:rFonts w:ascii="Times New Roman" w:eastAsia="微软雅黑" w:hAnsi="Times New Roman"/>
+                <w:sz w:val="22"/>
+                <w:lang w:eastAsia="zh-CN"/>
+              </w:rPr>
+              <w:t>骚</w:t>
+            </w:r>
+            <w:proofErr w:type="gramEnd"/>
+            <w:r>
+              <w:rPr>
+                <w:rFonts w:ascii="Times New Roman" w:eastAsia="微软雅黑" w:hAnsi="Times New Roman"/>
+                <w:sz w:val="22"/>
+                <w:lang w:eastAsia="zh-CN"/>
+              </w:rPr>
+              <w:t>鬼；</w:t>
             </w:r>
             <w:r>
               <w:rPr>
